--- a/reports/hw04/DATA 260 HW 4 Report FINAL.docx
+++ b/reports/hw04/DATA 260 HW 4 Report FINAL.docx
@@ -275,7 +275,7 @@
           </w:tcPr>
           <w:p>
             <w:r>
-              <w:t>PLACEHOLDER_COMMIT_HASH</w:t>
+              <w:t>63d2bd2a13e423ed71d7a8414704d84da008cec5</w:t>
             </w:r>
           </w:p>
         </w:tc>
